--- a/RFI-Docs/11-11-24 Baylor College of Medicine--Clinical psychologist studies psychedelic drugs to treat PTSD in veterans.docx
+++ b/RFI-Docs/11-11-24 Baylor College of Medicine--Clinical psychologist studies psychedelic drugs to treat PTSD in veterans.docx
@@ -4,7 +4,122 @@
   <w:body>
     <w:p>
       <w:pPr>
+        <w:jc w:val="left"/>
+      </w:pPr>
+      <w:r>
+        <w:rPr>
+          <w:color w:val="646464"/>
+          <w:sz w:val="18"/>
+        </w:rPr>
+        <w:t>Document: 11-11-24 Baylor College of Medicine--Clinical psychologist studies psychedelic drugs to treat PTSD in veterans.docx</w:t>
+      </w:r>
+    </w:p>
+    <w:p>
+      <w:pPr>
+        <w:jc w:val="left"/>
+      </w:pPr>
+      <w:r>
+        <w:rPr>
+          <w:color w:val="646464"/>
+          <w:sz w:val="18"/>
+        </w:rPr>
+        <w:t>Title: 11-11-24 Baylor College of Medicine--Clinical psychologist studies psychedelic drugs to treat PTSD in veterans</w:t>
+      </w:r>
+    </w:p>
+    <w:p>
+      <w:pPr>
+        <w:jc w:val="left"/>
+      </w:pPr>
+      <w:r>
+        <w:rPr>
+          <w:color w:val="646464"/>
+          <w:sz w:val="18"/>
+        </w:rPr>
+        <w:t>Topic: Psychedelics | Type: News Articles</w:t>
+      </w:r>
+    </w:p>
+    <w:p>
+      <w:pPr>
+        <w:jc w:val="left"/>
+      </w:pPr>
+      <w:r>
+        <w:rPr>
+          <w:color w:val="646464"/>
+          <w:sz w:val="18"/>
+        </w:rPr>
+        <w:t>Created: 2024-11-13 | By: Richman, Michael (VACO)</w:t>
+      </w:r>
+    </w:p>
+    <w:p>
+      <w:pPr>
+        <w:jc w:val="left"/>
+      </w:pPr>
+      <w:r>
+        <w:rPr>
+          <w:color w:val="646464"/>
+          <w:sz w:val="18"/>
+        </w:rPr>
+        <w:t>Modified: 2024-11-13 | By: Richman, Michael (VACO)</w:t>
+      </w:r>
+    </w:p>
+    <w:p>
+      <w:pPr>
+        <w:jc w:val="left"/>
+      </w:pPr>
+      <w:r>
+        <w:rPr>
+          <w:color w:val="C8C8C8"/>
+          <w:sz w:val="16"/>
+        </w:rPr>
+        <w:t>────────────────────────────────────────────────────────────────────────────────</w:t>
+      </w:r>
+    </w:p>
+    <w:p>
+      <w:pPr>
+        <w:jc w:val="left"/>
+      </w:pPr>
+      <w:r/>
+    </w:p>
+    <w:p>
+      <w:pPr>
+        <w:jc w:val="left"/>
+      </w:pPr>
+      <w:r>
+        <w:rPr>
+          <w:color w:val="646464"/>
+          <w:sz w:val="18"/>
+        </w:rPr>
+        <w:t>Topic: Psychedelics | Type: News Articles</w:t>
+      </w:r>
+    </w:p>
+    <w:p>
+      <w:pPr>
+        <w:jc w:val="left"/>
+      </w:pPr>
+      <w:r>
+        <w:rPr>
+          <w:color w:val="646464"/>
+          <w:sz w:val="18"/>
+        </w:rPr>
+        <w:t>Created: 2024-11-13 | By: Richman, Michael (VACO)</w:t>
+      </w:r>
+    </w:p>
+    <w:p>
+      <w:pPr>
+        <w:jc w:val="left"/>
+      </w:pPr>
+      <w:r>
+        <w:rPr>
+          <w:color w:val="646464"/>
+          <w:sz w:val="18"/>
+        </w:rPr>
+        <w:t>Modified: 2024-11-13 | By: Richman, Michael (VACO)</w:t>
+      </w:r>
+    </w:p>
+    <w:p>
+      <w:pPr>
         <w:spacing w:after="180" w:line="240" w:lineRule="auto"/>
+        <w:jc w:val="left"/>
         <w:textAlignment w:val="baseline"/>
         <w:outlineLvl w:val="0"/>
         <w:rPr>
@@ -18,14 +133,10 @@
       </w:pPr>
       <w:r>
         <w:rPr>
-          <w:rFonts w:ascii="Open Sans" w:eastAsia="Times New Roman" w:hAnsi="Open Sans" w:cs="Open Sans"/>
-          <w:color w:val="27272A"/>
-          <w:kern w:val="36"/>
-          <w:sz w:val="48"/>
-          <w:szCs w:val="48"/>
-          <w14:ligatures w14:val="none"/>
-        </w:rPr>
-        <w:t>Clinical psychologist studies psychedelic drugs to treat PTSD in veterans</w:t>
+          <w:color w:val="C8C8C8"/>
+          <w:sz w:val="16"/>
+        </w:rPr>
+        <w:t>────────────────────────────────────────────────────────────────────────────────</w:t>
       </w:r>
     </w:p>
     <w:p>
@@ -42,117 +153,7 @@
           <w14:ligatures w14:val="none"/>
         </w:rPr>
       </w:pPr>
-      <w:hyperlink r:id="rId4" w:tooltip="7:55 am" w:history="1">
-        <w:r>
-          <w:rPr>
-            <w:rFonts w:ascii="inherit" w:eastAsia="Times New Roman" w:hAnsi="inherit" w:cs="Open Sans"/>
-            <w:color w:val="71717A"/>
-            <w:kern w:val="0"/>
-            <w:sz w:val="21"/>
-            <w:szCs w:val="21"/>
-            <w:u w:val="single"/>
-            <w:bdr w:val="none" w:sz="0" w:space="0" w:color="auto" w:frame="1"/>
-            <w14:ligatures w14:val="none"/>
-          </w:rPr>
-          <w:t>November 11, 2024</w:t>
-        </w:r>
-      </w:hyperlink>
-      <w:hyperlink r:id="rId5" w:history="1">
-        <w:r>
-          <w:rPr>
-            <w:rFonts w:ascii="inherit" w:eastAsia="Times New Roman" w:hAnsi="inherit" w:cs="Open Sans"/>
-            <w:color w:val="71717A"/>
-            <w:kern w:val="0"/>
-            <w:sz w:val="21"/>
-            <w:szCs w:val="21"/>
-            <w:u w:val="single"/>
-            <w:bdr w:val="none" w:sz="0" w:space="0" w:color="auto" w:frame="1"/>
-            <w14:ligatures w14:val="none"/>
-          </w:rPr>
-          <w:t>Psychedelics</w:t>
-        </w:r>
-      </w:hyperlink>
-      <w:r>
-        <w:rPr>
-          <w:rFonts w:ascii="inherit" w:eastAsia="Times New Roman" w:hAnsi="inherit" w:cs="Open Sans"/>
-          <w:color w:val="3F3F46"/>
-          <w:kern w:val="0"/>
-          <w:sz w:val="24"/>
-          <w:szCs w:val="24"/>
-          <w:bdr w:val="none" w:sz="0" w:space="0" w:color="auto" w:frame="1"/>
-          <w14:ligatures w14:val="none"/>
-        </w:rPr>
-        <w:t>, </w:t>
-      </w:r>
-      <w:hyperlink r:id="rId6" w:history="1">
-        <w:r>
-          <w:rPr>
-            <w:rFonts w:ascii="inherit" w:eastAsia="Times New Roman" w:hAnsi="inherit" w:cs="Open Sans"/>
-            <w:color w:val="71717A"/>
-            <w:kern w:val="0"/>
-            <w:sz w:val="21"/>
-            <w:szCs w:val="21"/>
-            <w:u w:val="single"/>
-            <w:bdr w:val="none" w:sz="0" w:space="0" w:color="auto" w:frame="1"/>
-            <w14:ligatures w14:val="none"/>
-          </w:rPr>
-          <w:t>PTSD</w:t>
-        </w:r>
-      </w:hyperlink>
-      <w:r>
-        <w:rPr>
-          <w:rFonts w:ascii="inherit" w:eastAsia="Times New Roman" w:hAnsi="inherit" w:cs="Open Sans"/>
-          <w:color w:val="3F3F46"/>
-          <w:kern w:val="0"/>
-          <w:sz w:val="24"/>
-          <w:szCs w:val="24"/>
-          <w:bdr w:val="none" w:sz="0" w:space="0" w:color="auto" w:frame="1"/>
-          <w14:ligatures w14:val="none"/>
-        </w:rPr>
-        <w:t>, </w:t>
-      </w:r>
-      <w:hyperlink r:id="rId7" w:history="1">
-        <w:r>
-          <w:rPr>
-            <w:rFonts w:ascii="inherit" w:eastAsia="Times New Roman" w:hAnsi="inherit" w:cs="Open Sans"/>
-            <w:color w:val="71717A"/>
-            <w:kern w:val="0"/>
-            <w:sz w:val="21"/>
-            <w:szCs w:val="21"/>
-            <w:u w:val="single"/>
-            <w:bdr w:val="none" w:sz="0" w:space="0" w:color="auto" w:frame="1"/>
-            <w14:ligatures w14:val="none"/>
-          </w:rPr>
-          <w:t>SSRIs</w:t>
-        </w:r>
-      </w:hyperlink>
-      <w:r>
-        <w:rPr>
-          <w:rFonts w:ascii="inherit" w:eastAsia="Times New Roman" w:hAnsi="inherit" w:cs="Open Sans"/>
-          <w:color w:val="3F3F46"/>
-          <w:kern w:val="0"/>
-          <w:sz w:val="24"/>
-          <w:szCs w:val="24"/>
-          <w:bdr w:val="none" w:sz="0" w:space="0" w:color="auto" w:frame="1"/>
-          <w14:ligatures w14:val="none"/>
-        </w:rPr>
-        <w:t>, </w:t>
-      </w:r>
-      <w:hyperlink r:id="rId8" w:history="1">
-        <w:r>
-          <w:rPr>
-            <w:rFonts w:ascii="inherit" w:eastAsia="Times New Roman" w:hAnsi="inherit" w:cs="Open Sans"/>
-            <w:color w:val="71717A"/>
-            <w:kern w:val="0"/>
-            <w:sz w:val="21"/>
-            <w:szCs w:val="21"/>
-            <w:u w:val="single"/>
-            <w:bdr w:val="none" w:sz="0" w:space="0" w:color="auto" w:frame="1"/>
-            <w14:ligatures w14:val="none"/>
-          </w:rPr>
-          <w:t>Veterans</w:t>
-        </w:r>
-      </w:hyperlink>
+      <w:r/>
     </w:p>
     <w:p>
       <w:pPr>
